--- a/lesson-plans/تحضير-عاشر-23-الترتيب-النقطي.docx
+++ b/lesson-plans/تحضير-عاشر-23-الترتيب-النقطي.docx
@@ -2664,7 +2664,24 @@
                 <w:szCs w:val="28"/>
                 <w:rtl/>
               </w:rPr>
-              <w:t xml:space="preserve">أناقش مع الطالبات مثال (1) صفحة 108، وأفكّر أمامهن بصوت مسموع في خطوات كتابة الترتيب الإلكتروني النقطي لذرة البريليوم (Be): أكتب الترتيب الإلكتروني حسب مستويات الطاقة الرئيسية (2,2)، ثم أحدد عدد إلكترونات التكافؤ (2)، ثم أكتب رمز العنصر وأمثّل إلكترونات التكافؤ حوله بنقطتين.</w:t>
+              <w:t xml:space="preserve">أناقش مع الطالبات مثال (1) صفحة 108، وأفكّر أمامهن بصوت مسموع في خطوات كتابة الترتيب الإلكتروني النقطي لذرة البريليوم (</w:t>
+            </w:r>
+            <w:r>
+              <w:rPr>
+                <w:rFonts w:asciiTheme="majorBidi" w:hAnsiTheme="majorBidi" w:cstheme="majorBidi"/>
+                <w:sz w:val="28"/>
+                <w:szCs w:val="28"/>
+              </w:rPr>
+              <w:t xml:space="preserve">Be</w:t>
+            </w:r>
+            <w:r>
+              <w:rPr>
+                <w:rFonts w:asciiTheme="majorBidi" w:hAnsiTheme="majorBidi" w:cstheme="majorBidi"/>
+                <w:sz w:val="28"/>
+                <w:szCs w:val="28"/>
+                <w:rtl/>
+              </w:rPr>
+              <w:t xml:space="preserve">): أكتب الترتيب الإلكتروني حسب مستويات الطاقة الرئيسية (2,2)، ثم أحدد عدد إلكترونات التكافؤ (2)، ثم أكتب رمز العنصر وأمثّل إلكترونات التكافؤ حوله بنقطتين.</w:t>
             </w:r>
           </w:p>
           <w:p>
@@ -2708,7 +2725,75 @@
                 <w:szCs w:val="28"/>
                 <w:rtl/>
               </w:rPr>
-              <w:t xml:space="preserve">بعد ذلك أطلب من كل طالبة حل تمرين (2) بشكل فردي للذرات: الهيدروجين (H) والكربون (C) والنيتروجين (N) والبوتاسيوم (K)، ثم تتبادل الحل مع زميلتها المجاورة، ثم أناقش الطالبات في حلولهن.</w:t>
+              <w:t xml:space="preserve">بعد ذلك أطلب من كل طالبة حل تمرين (2) بشكل فردي للذرات: الهيدروجين (</w:t>
+            </w:r>
+            <w:r>
+              <w:rPr>
+                <w:rFonts w:asciiTheme="majorBidi" w:hAnsiTheme="majorBidi" w:cstheme="majorBidi"/>
+                <w:sz w:val="28"/>
+                <w:szCs w:val="28"/>
+              </w:rPr>
+              <w:t xml:space="preserve">H</w:t>
+            </w:r>
+            <w:r>
+              <w:rPr>
+                <w:rFonts w:asciiTheme="majorBidi" w:hAnsiTheme="majorBidi" w:cstheme="majorBidi"/>
+                <w:sz w:val="28"/>
+                <w:szCs w:val="28"/>
+                <w:rtl/>
+              </w:rPr>
+              <w:t xml:space="preserve">) والكربون (</w:t>
+            </w:r>
+            <w:r>
+              <w:rPr>
+                <w:rFonts w:asciiTheme="majorBidi" w:hAnsiTheme="majorBidi" w:cstheme="majorBidi"/>
+                <w:sz w:val="28"/>
+                <w:szCs w:val="28"/>
+              </w:rPr>
+              <w:t xml:space="preserve">C</w:t>
+            </w:r>
+            <w:r>
+              <w:rPr>
+                <w:rFonts w:asciiTheme="majorBidi" w:hAnsiTheme="majorBidi" w:cstheme="majorBidi"/>
+                <w:sz w:val="28"/>
+                <w:szCs w:val="28"/>
+                <w:rtl/>
+              </w:rPr>
+              <w:t xml:space="preserve">) والنيتروجين (</w:t>
+            </w:r>
+            <w:r>
+              <w:rPr>
+                <w:rFonts w:asciiTheme="majorBidi" w:hAnsiTheme="majorBidi" w:cstheme="majorBidi"/>
+                <w:sz w:val="28"/>
+                <w:szCs w:val="28"/>
+              </w:rPr>
+              <w:t xml:space="preserve">N</w:t>
+            </w:r>
+            <w:r>
+              <w:rPr>
+                <w:rFonts w:asciiTheme="majorBidi" w:hAnsiTheme="majorBidi" w:cstheme="majorBidi"/>
+                <w:sz w:val="28"/>
+                <w:szCs w:val="28"/>
+                <w:rtl/>
+              </w:rPr>
+              <w:t xml:space="preserve">) والبوتاسيوم (</w:t>
+            </w:r>
+            <w:r>
+              <w:rPr>
+                <w:rFonts w:asciiTheme="majorBidi" w:hAnsiTheme="majorBidi" w:cstheme="majorBidi"/>
+                <w:sz w:val="28"/>
+                <w:szCs w:val="28"/>
+              </w:rPr>
+              <w:t xml:space="preserve">K</w:t>
+            </w:r>
+            <w:r>
+              <w:rPr>
+                <w:rFonts w:asciiTheme="majorBidi" w:hAnsiTheme="majorBidi" w:cstheme="majorBidi"/>
+                <w:sz w:val="28"/>
+                <w:szCs w:val="28"/>
+                <w:rtl/>
+              </w:rPr>
+              <w:t xml:space="preserve">)، ثم تتبادل الحل مع زميلتها المجاورة، ثم أناقش الطالبات في حلولهن.</w:t>
             </w:r>
           </w:p>
         </w:tc>
@@ -2940,7 +3025,109 @@
                 <w:szCs w:val="28"/>
                 <w:rtl/>
               </w:rPr>
-              <w:t xml:space="preserve">أعطي الطالبات ورقة نشاط «فصفص مع الكيمياء»، وتحتوي على العناصر: الهيدروجين (H) والهيليوم (He) والليثيوم (Li) والأكسجين (O) والمغنيسيوم (Mg) والكالسيوم (Ca).</w:t>
+              <w:t xml:space="preserve">أعطي الطالبات ورقة نشاط «فصفص مع الكيمياء»، وتحتوي على العناصر: الهيدروجين (</w:t>
+            </w:r>
+            <w:r>
+              <w:rPr>
+                <w:rFonts w:asciiTheme="majorBidi" w:hAnsiTheme="majorBidi" w:cstheme="majorBidi"/>
+                <w:sz w:val="28"/>
+                <w:szCs w:val="28"/>
+              </w:rPr>
+              <w:t xml:space="preserve">H</w:t>
+            </w:r>
+            <w:r>
+              <w:rPr>
+                <w:rFonts w:asciiTheme="majorBidi" w:hAnsiTheme="majorBidi" w:cstheme="majorBidi" w:hint="cs"/>
+                <w:sz w:val="28"/>
+                <w:szCs w:val="28"/>
+                <w:rtl/>
+              </w:rPr>
+              <w:t xml:space="preserve">) والهيليوم (</w:t>
+            </w:r>
+            <w:r>
+              <w:rPr>
+                <w:rFonts w:asciiTheme="majorBidi" w:hAnsiTheme="majorBidi" w:cstheme="majorBidi"/>
+                <w:sz w:val="28"/>
+                <w:szCs w:val="28"/>
+              </w:rPr>
+              <w:t xml:space="preserve">He</w:t>
+            </w:r>
+            <w:r>
+              <w:rPr>
+                <w:rFonts w:asciiTheme="majorBidi" w:hAnsiTheme="majorBidi" w:cstheme="majorBidi" w:hint="cs"/>
+                <w:sz w:val="28"/>
+                <w:szCs w:val="28"/>
+                <w:rtl/>
+              </w:rPr>
+              <w:t xml:space="preserve">) والليثيوم (</w:t>
+            </w:r>
+            <w:r>
+              <w:rPr>
+                <w:rFonts w:asciiTheme="majorBidi" w:hAnsiTheme="majorBidi" w:cstheme="majorBidi"/>
+                <w:sz w:val="28"/>
+                <w:szCs w:val="28"/>
+              </w:rPr>
+              <w:t xml:space="preserve">Li</w:t>
+            </w:r>
+            <w:r>
+              <w:rPr>
+                <w:rFonts w:asciiTheme="majorBidi" w:hAnsiTheme="majorBidi" w:cstheme="majorBidi" w:hint="cs"/>
+                <w:sz w:val="28"/>
+                <w:szCs w:val="28"/>
+                <w:rtl/>
+              </w:rPr>
+              <w:t xml:space="preserve">) والأكسجين (</w:t>
+            </w:r>
+            <w:r>
+              <w:rPr>
+                <w:rFonts w:asciiTheme="majorBidi" w:hAnsiTheme="majorBidi" w:cstheme="majorBidi"/>
+                <w:sz w:val="28"/>
+                <w:szCs w:val="28"/>
+              </w:rPr>
+              <w:t xml:space="preserve">O</w:t>
+            </w:r>
+            <w:r>
+              <w:rPr>
+                <w:rFonts w:asciiTheme="majorBidi" w:hAnsiTheme="majorBidi" w:cstheme="majorBidi" w:hint="cs"/>
+                <w:sz w:val="28"/>
+                <w:szCs w:val="28"/>
+                <w:rtl/>
+              </w:rPr>
+              <w:t xml:space="preserve">) والمغنيسيوم (</w:t>
+            </w:r>
+            <w:r>
+              <w:rPr>
+                <w:rFonts w:asciiTheme="majorBidi" w:hAnsiTheme="majorBidi" w:cstheme="majorBidi"/>
+                <w:sz w:val="28"/>
+                <w:szCs w:val="28"/>
+              </w:rPr>
+              <w:t xml:space="preserve">Mg</w:t>
+            </w:r>
+            <w:r>
+              <w:rPr>
+                <w:rFonts w:asciiTheme="majorBidi" w:hAnsiTheme="majorBidi" w:cstheme="majorBidi" w:hint="cs"/>
+                <w:sz w:val="28"/>
+                <w:szCs w:val="28"/>
+                <w:rtl/>
+              </w:rPr>
+              <w:t xml:space="preserve">) والكالسيوم (</w:t>
+            </w:r>
+            <w:r>
+              <w:rPr>
+                <w:rFonts w:asciiTheme="majorBidi" w:hAnsiTheme="majorBidi" w:cstheme="majorBidi"/>
+                <w:sz w:val="28"/>
+                <w:szCs w:val="28"/>
+              </w:rPr>
+              <w:t xml:space="preserve">Ca</w:t>
+            </w:r>
+            <w:r>
+              <w:rPr>
+                <w:rFonts w:asciiTheme="majorBidi" w:hAnsiTheme="majorBidi" w:cstheme="majorBidi" w:hint="cs"/>
+                <w:sz w:val="28"/>
+                <w:szCs w:val="28"/>
+                <w:rtl/>
+              </w:rPr>
+              <w:t xml:space="preserve">).</w:t>
             </w:r>
           </w:p>
           <w:p>
@@ -2984,7 +3171,75 @@
                 <w:szCs w:val="28"/>
                 <w:rtl/>
               </w:rPr>
-              <w:t xml:space="preserve">ثم أناقش الطالبات في تمثيلاتهن، وأوجّههن إلى ملاحظة تشابه الترتيب النقطي للعناصر التي تقع في المجموعة نفسها (H وLi، وMg وCa)، وأن الهيليوم يُمثَّل بنقطتين لأنه يحتوي على إلكترونين فقط.</w:t>
+              <w:t xml:space="preserve">ثم أناقش الطالبات في تمثيلاتهن، وأوجّههن إلى ملاحظة تشابه الترتيب النقطي للعناصر التي تقع في المجموعة نفسها (</w:t>
+            </w:r>
+            <w:r>
+              <w:rPr>
+                <w:rFonts w:asciiTheme="majorBidi" w:hAnsiTheme="majorBidi" w:cstheme="majorBidi"/>
+                <w:sz w:val="28"/>
+                <w:szCs w:val="28"/>
+              </w:rPr>
+              <w:t xml:space="preserve">H</w:t>
+            </w:r>
+            <w:r>
+              <w:rPr>
+                <w:rFonts w:asciiTheme="majorBidi" w:hAnsiTheme="majorBidi" w:cstheme="majorBidi" w:hint="cs"/>
+                <w:sz w:val="28"/>
+                <w:szCs w:val="28"/>
+                <w:rtl/>
+              </w:rPr>
+              <w:t xml:space="preserve"> و</w:t>
+            </w:r>
+            <w:r>
+              <w:rPr>
+                <w:rFonts w:asciiTheme="majorBidi" w:hAnsiTheme="majorBidi" w:cstheme="majorBidi"/>
+                <w:sz w:val="28"/>
+                <w:szCs w:val="28"/>
+              </w:rPr>
+              <w:t xml:space="preserve">Li</w:t>
+            </w:r>
+            <w:r>
+              <w:rPr>
+                <w:rFonts w:asciiTheme="majorBidi" w:hAnsiTheme="majorBidi" w:cstheme="majorBidi" w:hint="cs"/>
+                <w:sz w:val="28"/>
+                <w:szCs w:val="28"/>
+                <w:rtl/>
+              </w:rPr>
+              <w:t xml:space="preserve">، و</w:t>
+            </w:r>
+            <w:r>
+              <w:rPr>
+                <w:rFonts w:asciiTheme="majorBidi" w:hAnsiTheme="majorBidi" w:cstheme="majorBidi"/>
+                <w:sz w:val="28"/>
+                <w:szCs w:val="28"/>
+              </w:rPr>
+              <w:t xml:space="preserve">Mg</w:t>
+            </w:r>
+            <w:r>
+              <w:rPr>
+                <w:rFonts w:asciiTheme="majorBidi" w:hAnsiTheme="majorBidi" w:cstheme="majorBidi" w:hint="cs"/>
+                <w:sz w:val="28"/>
+                <w:szCs w:val="28"/>
+                <w:rtl/>
+              </w:rPr>
+              <w:t xml:space="preserve"> و</w:t>
+            </w:r>
+            <w:r>
+              <w:rPr>
+                <w:rFonts w:asciiTheme="majorBidi" w:hAnsiTheme="majorBidi" w:cstheme="majorBidi"/>
+                <w:sz w:val="28"/>
+                <w:szCs w:val="28"/>
+              </w:rPr>
+              <w:t xml:space="preserve">Ca</w:t>
+            </w:r>
+            <w:r>
+              <w:rPr>
+                <w:rFonts w:asciiTheme="majorBidi" w:hAnsiTheme="majorBidi" w:cstheme="majorBidi" w:hint="cs"/>
+                <w:sz w:val="28"/>
+                <w:szCs w:val="28"/>
+                <w:rtl/>
+              </w:rPr>
+              <w:t xml:space="preserve">)، وأن الهيليوم يُمثَّل بنقطتين لأنه يحتوي على إلكترونين فقط.</w:t>
             </w:r>
           </w:p>
         </w:tc>
